--- a/ChatBot Development Log.docx
+++ b/ChatBot Development Log.docx
@@ -899,7 +899,6 @@
           <w:tab w:val="center" w:pos="4419"/>
         </w:tabs>
         <w:rPr>
-          <w:rFonts w:hint="eastAsia"/>
           <w:lang w:eastAsia="ja-JP"/>
         </w:rPr>
       </w:pPr>
@@ -980,7 +979,252 @@
           <w:tab w:val="center" w:pos="4419"/>
         </w:tabs>
         <w:rPr>
-          <w:rFonts w:eastAsia="DengXian" w:hint="eastAsia"/>
+          <w:lang w:eastAsia="ja-JP"/>
+        </w:rPr>
+      </w:pPr>
+    </w:p>
+    <w:p>
+      <w:pPr>
+        <w:rPr>
+          <w:b/>
+          <w:bCs/>
+          <w:lang w:eastAsia="ja-JP"/>
+        </w:rPr>
+      </w:pPr>
+      <w:r>
+        <w:rPr>
+          <w:rFonts w:ascii="DengXian" w:eastAsia="DengXian" w:hAnsi="DengXian" w:hint="eastAsia"/>
+          <w:b/>
+          <w:bCs/>
+        </w:rPr>
+        <w:t>Apr</w:t>
+      </w:r>
+      <w:r>
+        <w:rPr>
+          <w:rFonts w:hint="eastAsia"/>
+          <w:b/>
+          <w:bCs/>
+          <w:lang w:eastAsia="ja-JP"/>
+        </w:rPr>
+        <w:t xml:space="preserve"> 1</w:t>
+      </w:r>
+      <w:r>
+        <w:rPr>
+          <w:rFonts w:hint="eastAsia"/>
+          <w:b/>
+          <w:bCs/>
+          <w:lang w:eastAsia="ja-JP"/>
+        </w:rPr>
+        <w:t>7</w:t>
+      </w:r>
+      <w:r>
+        <w:rPr>
+          <w:b/>
+          <w:bCs/>
+          <w:lang w:eastAsia="ja-JP"/>
+        </w:rPr>
+        <w:t>, 202</w:t>
+      </w:r>
+      <w:r>
+        <w:rPr>
+          <w:b/>
+          <w:bCs/>
+          <w:lang w:eastAsia="ja-JP"/>
+        </w:rPr>
+        <w:t>6</w:t>
+      </w:r>
+    </w:p>
+    <w:p>
+      <w:pPr>
+        <w:tabs>
+          <w:tab w:val="center" w:pos="4419"/>
+        </w:tabs>
+        <w:rPr>
+          <w:rFonts w:hint="eastAsia"/>
+          <w:lang w:eastAsia="ja-JP"/>
+        </w:rPr>
+      </w:pPr>
+      <w:r>
+        <w:rPr>
+          <w:rFonts w:hint="eastAsia"/>
+          <w:b/>
+          <w:bCs/>
+          <w:lang w:eastAsia="ja-JP"/>
+        </w:rPr>
+        <w:t xml:space="preserve">Issue: </w:t>
+      </w:r>
+      <w:r>
+        <w:rPr>
+          <w:rFonts w:hint="eastAsia"/>
+          <w:lang w:eastAsia="ja-JP"/>
+        </w:rPr>
+        <w:t>Receive feedback from Aaron</w:t>
+      </w:r>
+    </w:p>
+    <w:p>
+      <w:pPr>
+        <w:tabs>
+          <w:tab w:val="center" w:pos="4419"/>
+        </w:tabs>
+        <w:rPr>
+          <w:lang w:eastAsia="ja-JP"/>
+        </w:rPr>
+      </w:pPr>
+      <w:r>
+        <w:rPr>
+          <w:rFonts w:hint="eastAsia"/>
+          <w:b/>
+          <w:bCs/>
+          <w:lang w:eastAsia="ja-JP"/>
+        </w:rPr>
+        <w:t>Solution:</w:t>
+      </w:r>
+      <w:r>
+        <w:rPr>
+          <w:rFonts w:hint="eastAsia"/>
+          <w:lang w:eastAsia="ja-JP"/>
+        </w:rPr>
+        <w:t xml:space="preserve"> </w:t>
+      </w:r>
+      <w:r>
+        <w:rPr>
+          <w:rFonts w:hint="eastAsia"/>
+          <w:lang w:eastAsia="ja-JP"/>
+        </w:rPr>
+        <w:t xml:space="preserve">Consider perspective students as the major user base. </w:t>
+      </w:r>
+    </w:p>
+    <w:p>
+      <w:pPr>
+        <w:tabs>
+          <w:tab w:val="center" w:pos="4419"/>
+        </w:tabs>
+        <w:rPr>
+          <w:lang w:eastAsia="ja-JP"/>
+        </w:rPr>
+      </w:pPr>
+      <w:r>
+        <w:rPr>
+          <w:lang w:eastAsia="ja-JP"/>
+        </w:rPr>
+        <w:t>Prioritize</w:t>
+      </w:r>
+      <w:r>
+        <w:rPr>
+          <w:rFonts w:hint="eastAsia"/>
+          <w:lang w:eastAsia="ja-JP"/>
+        </w:rPr>
+        <w:t xml:space="preserve"> </w:t>
+      </w:r>
+      <w:hyperlink r:id="rId7" w:history="1">
+        <w:r>
+          <w:rPr>
+            <w:rStyle w:val="Hyperlink"/>
+            <w:lang w:eastAsia="ja-JP"/>
+          </w:rPr>
+          <w:t>spaa.sas@newark.rutgers.edu</w:t>
+        </w:r>
+      </w:hyperlink>
+      <w:r>
+        <w:rPr>
+          <w:rFonts w:hint="eastAsia"/>
+          <w:lang w:eastAsia="ja-JP"/>
+        </w:rPr>
+        <w:t xml:space="preserve"> as the </w:t>
+      </w:r>
+      <w:r>
+        <w:rPr>
+          <w:rFonts w:hint="eastAsia"/>
+          <w:lang w:eastAsia="ja-JP"/>
+        </w:rPr>
+        <w:t>contact information</w:t>
+      </w:r>
+      <w:r>
+        <w:rPr>
+          <w:rFonts w:hint="eastAsia"/>
+          <w:lang w:eastAsia="ja-JP"/>
+        </w:rPr>
+        <w:t xml:space="preserve">. </w:t>
+      </w:r>
+    </w:p>
+    <w:p>
+      <w:pPr>
+        <w:tabs>
+          <w:tab w:val="center" w:pos="4419"/>
+        </w:tabs>
+        <w:rPr>
+          <w:lang w:eastAsia="ja-JP"/>
+        </w:rPr>
+      </w:pPr>
+      <w:r>
+        <w:rPr>
+          <w:rFonts w:hint="eastAsia"/>
+          <w:lang w:eastAsia="ja-JP"/>
+        </w:rPr>
+        <w:t xml:space="preserve">Using </w:t>
+      </w:r>
+      <w:r>
+        <w:rPr>
+          <w:lang w:eastAsia="ja-JP"/>
+        </w:rPr>
+        <w:t>a warm and appreciative tone</w:t>
+      </w:r>
+      <w:r>
+        <w:rPr>
+          <w:rFonts w:hint="eastAsia"/>
+          <w:lang w:eastAsia="ja-JP"/>
+        </w:rPr>
+        <w:t>.</w:t>
+      </w:r>
+    </w:p>
+    <w:p>
+      <w:pPr>
+        <w:tabs>
+          <w:tab w:val="center" w:pos="4419"/>
+        </w:tabs>
+        <w:rPr>
+          <w:rFonts w:hint="eastAsia"/>
+          <w:lang w:eastAsia="ja-JP"/>
+        </w:rPr>
+      </w:pPr>
+      <w:r>
+        <w:rPr>
+          <w:rFonts w:hint="eastAsia"/>
+          <w:lang w:eastAsia="ja-JP"/>
+        </w:rPr>
+        <w:t>Answer with PA-</w:t>
+      </w:r>
+      <w:r>
+        <w:rPr>
+          <w:lang w:eastAsia="ja-JP"/>
+        </w:rPr>
+        <w:t>relevant</w:t>
+      </w:r>
+      <w:r>
+        <w:rPr>
+          <w:rFonts w:hint="eastAsia"/>
+          <w:lang w:eastAsia="ja-JP"/>
+        </w:rPr>
+        <w:t xml:space="preserve"> knowledge.</w:t>
+      </w:r>
+    </w:p>
+    <w:p>
+      <w:pPr>
+        <w:tabs>
+          <w:tab w:val="center" w:pos="4419"/>
+        </w:tabs>
+        <w:rPr>
+          <w:lang w:eastAsia="ja-JP"/>
+        </w:rPr>
+      </w:pPr>
+    </w:p>
+    <w:p>
+      <w:pPr>
+        <w:tabs>
+          <w:tab w:val="center" w:pos="4419"/>
+        </w:tabs>
+        <w:rPr>
+          <w:rFonts w:eastAsia="DengXian"/>
         </w:rPr>
       </w:pPr>
     </w:p>

--- a/ChatBot Development Log.docx
+++ b/ChatBot Development Log.docx
@@ -1006,16 +1006,7 @@
           <w:bCs/>
           <w:lang w:eastAsia="ja-JP"/>
         </w:rPr>
-        <w:t xml:space="preserve"> 1</w:t>
-      </w:r>
-      <w:r>
-        <w:rPr>
-          <w:rFonts w:hint="eastAsia"/>
-          <w:b/>
-          <w:bCs/>
-          <w:lang w:eastAsia="ja-JP"/>
-        </w:rPr>
-        <w:t>7</w:t>
+        <w:t xml:space="preserve"> 17</w:t>
       </w:r>
       <w:r>
         <w:rPr>
@@ -1040,7 +1031,6 @@
           <w:tab w:val="center" w:pos="4419"/>
         </w:tabs>
         <w:rPr>
-          <w:rFonts w:hint="eastAsia"/>
           <w:lang w:eastAsia="ja-JP"/>
         </w:rPr>
       </w:pPr>
@@ -1084,14 +1074,7 @@
           <w:rFonts w:hint="eastAsia"/>
           <w:lang w:eastAsia="ja-JP"/>
         </w:rPr>
-        <w:t xml:space="preserve"> </w:t>
-      </w:r>
-      <w:r>
-        <w:rPr>
-          <w:rFonts w:hint="eastAsia"/>
-          <w:lang w:eastAsia="ja-JP"/>
-        </w:rPr>
-        <w:t xml:space="preserve">Consider perspective students as the major user base. </w:t>
+        <w:t xml:space="preserve"> Consider perspective students as the major user base. </w:t>
       </w:r>
     </w:p>
     <w:p>
@@ -1130,21 +1113,7 @@
           <w:rFonts w:hint="eastAsia"/>
           <w:lang w:eastAsia="ja-JP"/>
         </w:rPr>
-        <w:t xml:space="preserve"> as the </w:t>
-      </w:r>
-      <w:r>
-        <w:rPr>
-          <w:rFonts w:hint="eastAsia"/>
-          <w:lang w:eastAsia="ja-JP"/>
-        </w:rPr>
-        <w:t>contact information</w:t>
-      </w:r>
-      <w:r>
-        <w:rPr>
-          <w:rFonts w:hint="eastAsia"/>
-          <w:lang w:eastAsia="ja-JP"/>
-        </w:rPr>
-        <w:t xml:space="preserve">. </w:t>
+        <w:t xml:space="preserve"> as the contact information. </w:t>
       </w:r>
     </w:p>
     <w:p>
@@ -1183,7 +1152,6 @@
           <w:tab w:val="center" w:pos="4419"/>
         </w:tabs>
         <w:rPr>
-          <w:rFonts w:hint="eastAsia"/>
           <w:lang w:eastAsia="ja-JP"/>
         </w:rPr>
       </w:pPr>
@@ -1217,6 +1185,212 @@
           <w:lang w:eastAsia="ja-JP"/>
         </w:rPr>
       </w:pPr>
+    </w:p>
+    <w:p>
+      <w:pPr>
+        <w:rPr>
+          <w:b/>
+          <w:bCs/>
+          <w:lang w:eastAsia="ja-JP"/>
+        </w:rPr>
+      </w:pPr>
+      <w:r>
+        <w:rPr>
+          <w:rFonts w:ascii="DengXian" w:eastAsia="DengXian" w:hAnsi="DengXian" w:hint="eastAsia"/>
+          <w:b/>
+          <w:bCs/>
+        </w:rPr>
+        <w:t>Apr</w:t>
+      </w:r>
+      <w:r>
+        <w:rPr>
+          <w:rFonts w:hint="eastAsia"/>
+          <w:b/>
+          <w:bCs/>
+          <w:lang w:eastAsia="ja-JP"/>
+        </w:rPr>
+        <w:t xml:space="preserve"> </w:t>
+      </w:r>
+      <w:r>
+        <w:rPr>
+          <w:rFonts w:hint="eastAsia"/>
+          <w:b/>
+          <w:bCs/>
+          <w:lang w:eastAsia="ja-JP"/>
+        </w:rPr>
+        <w:t>26</w:t>
+      </w:r>
+      <w:r>
+        <w:rPr>
+          <w:b/>
+          <w:bCs/>
+          <w:lang w:eastAsia="ja-JP"/>
+        </w:rPr>
+        <w:t>, 202</w:t>
+      </w:r>
+      <w:r>
+        <w:rPr>
+          <w:b/>
+          <w:bCs/>
+          <w:lang w:eastAsia="ja-JP"/>
+        </w:rPr>
+        <w:t>6</w:t>
+      </w:r>
+    </w:p>
+    <w:p>
+      <w:pPr>
+        <w:tabs>
+          <w:tab w:val="center" w:pos="4419"/>
+        </w:tabs>
+        <w:rPr>
+          <w:rFonts w:hint="eastAsia"/>
+          <w:lang w:eastAsia="ja-JP"/>
+        </w:rPr>
+      </w:pPr>
+      <w:r>
+        <w:rPr>
+          <w:rFonts w:hint="eastAsia"/>
+          <w:b/>
+          <w:bCs/>
+          <w:lang w:eastAsia="ja-JP"/>
+        </w:rPr>
+        <w:t xml:space="preserve">Issue: </w:t>
+      </w:r>
+      <w:r>
+        <w:rPr>
+          <w:rFonts w:hint="eastAsia"/>
+          <w:lang w:eastAsia="ja-JP"/>
+        </w:rPr>
+        <w:t>Paragraph is too long.</w:t>
+      </w:r>
+    </w:p>
+    <w:p>
+      <w:pPr>
+        <w:tabs>
+          <w:tab w:val="center" w:pos="4419"/>
+        </w:tabs>
+        <w:rPr>
+          <w:rFonts w:hint="eastAsia"/>
+          <w:lang w:eastAsia="ja-JP"/>
+        </w:rPr>
+      </w:pPr>
+      <w:r>
+        <w:rPr>
+          <w:rFonts w:hint="eastAsia"/>
+          <w:b/>
+          <w:bCs/>
+          <w:lang w:eastAsia="ja-JP"/>
+        </w:rPr>
+        <w:t>Solution:</w:t>
+      </w:r>
+      <w:r>
+        <w:rPr>
+          <w:rFonts w:hint="eastAsia"/>
+          <w:lang w:eastAsia="ja-JP"/>
+        </w:rPr>
+        <w:t xml:space="preserve"> </w:t>
+      </w:r>
+      <w:r>
+        <w:rPr>
+          <w:rFonts w:hint="eastAsia"/>
+          <w:lang w:eastAsia="ja-JP"/>
+        </w:rPr>
+        <w:t xml:space="preserve">Divide </w:t>
+      </w:r>
+      <w:r>
+        <w:rPr>
+          <w:lang w:eastAsia="ja-JP"/>
+        </w:rPr>
+        <w:t>responses</w:t>
+      </w:r>
+      <w:r>
+        <w:rPr>
+          <w:rFonts w:hint="eastAsia"/>
+          <w:lang w:eastAsia="ja-JP"/>
+        </w:rPr>
+        <w:t xml:space="preserve"> into shorter paragraphs</w:t>
+      </w:r>
+      <w:r>
+        <w:rPr>
+          <w:rFonts w:hint="eastAsia"/>
+          <w:lang w:eastAsia="ja-JP"/>
+        </w:rPr>
+        <w:t>.</w:t>
+      </w:r>
+      <w:r>
+        <w:rPr>
+          <w:rFonts w:hint="eastAsia"/>
+          <w:lang w:eastAsia="ja-JP"/>
+        </w:rPr>
+        <w:t xml:space="preserve"> Highlight </w:t>
+      </w:r>
+      <w:r>
+        <w:rPr>
+          <w:rFonts w:hint="eastAsia"/>
+          <w:lang w:eastAsia="ja-JP"/>
+        </w:rPr>
+        <w:t xml:space="preserve"> </w:t>
+      </w:r>
+      <w:r>
+        <w:rPr>
+          <w:rFonts w:hint="eastAsia"/>
+          <w:lang w:eastAsia="ja-JP"/>
+        </w:rPr>
+        <w:t>names.</w:t>
+      </w:r>
+    </w:p>
+    <w:p>
+      <w:pPr>
+        <w:tabs>
+          <w:tab w:val="center" w:pos="4419"/>
+        </w:tabs>
+        <w:rPr>
+          <w:lang w:eastAsia="ja-JP"/>
+        </w:rPr>
+      </w:pPr>
+      <w:r>
+        <w:rPr>
+          <w:rFonts w:hint="eastAsia"/>
+          <w:lang w:eastAsia="ja-JP"/>
+        </w:rPr>
+        <w:t>Added new prompt for response formatting and markdown.</w:t>
+      </w:r>
+    </w:p>
+    <w:p>
+      <w:pPr>
+        <w:tabs>
+          <w:tab w:val="center" w:pos="4419"/>
+        </w:tabs>
+        <w:rPr>
+          <w:rFonts w:hint="eastAsia"/>
+          <w:lang w:eastAsia="ja-JP"/>
+        </w:rPr>
+      </w:pPr>
+      <w:r>
+        <w:rPr>
+          <w:rFonts w:hint="eastAsia"/>
+          <w:lang w:eastAsia="ja-JP"/>
+        </w:rPr>
+        <w:t>Include the source link after related paragraphs rather than listing at the end.</w:t>
+      </w:r>
+    </w:p>
+    <w:p>
+      <w:pPr>
+        <w:tabs>
+          <w:tab w:val="center" w:pos="4419"/>
+        </w:tabs>
+        <w:rPr>
+          <w:rFonts w:hint="eastAsia"/>
+          <w:lang w:eastAsia="ja-JP"/>
+        </w:rPr>
+      </w:pPr>
+      <w:r>
+        <w:rPr>
+          <w:rFonts w:hint="eastAsia"/>
+          <w:lang w:eastAsia="ja-JP"/>
+        </w:rPr>
+        <w:t>Revised widget.html to enable highlight with markdown.</w:t>
+      </w:r>
     </w:p>
     <w:p>
       <w:pPr>

--- a/ChatBot Development Log.docx
+++ b/ChatBot Development Log.docx
@@ -254,7 +254,23 @@
           <w:rFonts w:hint="eastAsia"/>
           <w:lang w:eastAsia="ja-JP"/>
         </w:rPr>
-        <w:t xml:space="preserve"> Snakemake to auto bot deployment and generate README.md</w:t>
+        <w:t xml:space="preserve"> </w:t>
+      </w:r>
+      <w:proofErr w:type="spellStart"/>
+      <w:r>
+        <w:rPr>
+          <w:rFonts w:hint="eastAsia"/>
+          <w:lang w:eastAsia="ja-JP"/>
+        </w:rPr>
+        <w:t>Snakemake</w:t>
+      </w:r>
+      <w:proofErr w:type="spellEnd"/>
+      <w:r>
+        <w:rPr>
+          <w:rFonts w:hint="eastAsia"/>
+          <w:lang w:eastAsia="ja-JP"/>
+        </w:rPr>
+        <w:t xml:space="preserve"> to auto bot deployment and generate README.md</w:t>
       </w:r>
     </w:p>
     <w:p>
@@ -424,7 +440,21 @@
         <w:rPr>
           <w:lang w:eastAsia="ja-JP"/>
         </w:rPr>
-        <w:t>an’t identify phd core course, even if using the right reference</w:t>
+        <w:t xml:space="preserve">an’t identify </w:t>
+      </w:r>
+      <w:proofErr w:type="spellStart"/>
+      <w:r>
+        <w:rPr>
+          <w:lang w:eastAsia="ja-JP"/>
+        </w:rPr>
+        <w:t>phd</w:t>
+      </w:r>
+      <w:proofErr w:type="spellEnd"/>
+      <w:r>
+        <w:rPr>
+          <w:lang w:eastAsia="ja-JP"/>
+        </w:rPr>
+        <w:t xml:space="preserve"> core course, even if using the right reference</w:t>
       </w:r>
       <w:r>
         <w:rPr>
@@ -1209,16 +1239,7 @@
           <w:bCs/>
           <w:lang w:eastAsia="ja-JP"/>
         </w:rPr>
-        <w:t xml:space="preserve"> </w:t>
-      </w:r>
-      <w:r>
-        <w:rPr>
-          <w:rFonts w:hint="eastAsia"/>
-          <w:b/>
-          <w:bCs/>
-          <w:lang w:eastAsia="ja-JP"/>
-        </w:rPr>
-        <w:t>26</w:t>
+        <w:t xml:space="preserve"> 26</w:t>
       </w:r>
       <w:r>
         <w:rPr>
@@ -1243,7 +1264,6 @@
           <w:tab w:val="center" w:pos="4419"/>
         </w:tabs>
         <w:rPr>
-          <w:rFonts w:hint="eastAsia"/>
           <w:lang w:eastAsia="ja-JP"/>
         </w:rPr>
       </w:pPr>
@@ -1270,7 +1290,6 @@
           <w:tab w:val="center" w:pos="4419"/>
         </w:tabs>
         <w:rPr>
-          <w:rFonts w:hint="eastAsia"/>
           <w:lang w:eastAsia="ja-JP"/>
         </w:rPr>
       </w:pPr>
@@ -1288,14 +1307,7 @@
           <w:rFonts w:hint="eastAsia"/>
           <w:lang w:eastAsia="ja-JP"/>
         </w:rPr>
-        <w:t xml:space="preserve"> </w:t>
-      </w:r>
-      <w:r>
-        <w:rPr>
-          <w:rFonts w:hint="eastAsia"/>
-          <w:lang w:eastAsia="ja-JP"/>
-        </w:rPr>
-        <w:t xml:space="preserve">Divide </w:t>
+        <w:t xml:space="preserve"> Divide </w:t>
       </w:r>
       <w:r>
         <w:rPr>
@@ -1308,35 +1320,7 @@
           <w:rFonts w:hint="eastAsia"/>
           <w:lang w:eastAsia="ja-JP"/>
         </w:rPr>
-        <w:t xml:space="preserve"> into shorter paragraphs</w:t>
-      </w:r>
-      <w:r>
-        <w:rPr>
-          <w:rFonts w:hint="eastAsia"/>
-          <w:lang w:eastAsia="ja-JP"/>
-        </w:rPr>
-        <w:t>.</w:t>
-      </w:r>
-      <w:r>
-        <w:rPr>
-          <w:rFonts w:hint="eastAsia"/>
-          <w:lang w:eastAsia="ja-JP"/>
-        </w:rPr>
-        <w:t xml:space="preserve"> Highlight </w:t>
-      </w:r>
-      <w:r>
-        <w:rPr>
-          <w:rFonts w:hint="eastAsia"/>
-          <w:lang w:eastAsia="ja-JP"/>
-        </w:rPr>
-        <w:t xml:space="preserve"> </w:t>
-      </w:r>
-      <w:r>
-        <w:rPr>
-          <w:rFonts w:hint="eastAsia"/>
-          <w:lang w:eastAsia="ja-JP"/>
-        </w:rPr>
-        <w:t>names.</w:t>
+        <w:t xml:space="preserve"> into shorter paragraphs. Highlight  names.</w:t>
       </w:r>
     </w:p>
     <w:p>
@@ -1362,7 +1346,6 @@
           <w:tab w:val="center" w:pos="4419"/>
         </w:tabs>
         <w:rPr>
-          <w:rFonts w:hint="eastAsia"/>
           <w:lang w:eastAsia="ja-JP"/>
         </w:rPr>
       </w:pPr>
@@ -1380,7 +1363,6 @@
           <w:tab w:val="center" w:pos="4419"/>
         </w:tabs>
         <w:rPr>
-          <w:rFonts w:hint="eastAsia"/>
           <w:lang w:eastAsia="ja-JP"/>
         </w:rPr>
       </w:pPr>
@@ -1391,6 +1373,394 @@
         </w:rPr>
         <w:t>Revised widget.html to enable highlight with markdown.</w:t>
       </w:r>
+    </w:p>
+    <w:p>
+      <w:pPr>
+        <w:tabs>
+          <w:tab w:val="center" w:pos="4419"/>
+        </w:tabs>
+        <w:rPr>
+          <w:lang w:eastAsia="ja-JP"/>
+        </w:rPr>
+      </w:pPr>
+    </w:p>
+    <w:p>
+      <w:pPr>
+        <w:tabs>
+          <w:tab w:val="center" w:pos="4419"/>
+        </w:tabs>
+        <w:rPr>
+          <w:lang w:eastAsia="ja-JP"/>
+        </w:rPr>
+      </w:pPr>
+    </w:p>
+    <w:p>
+      <w:pPr>
+        <w:rPr>
+          <w:b/>
+          <w:bCs/>
+          <w:lang w:eastAsia="ja-JP"/>
+        </w:rPr>
+      </w:pPr>
+      <w:r>
+        <w:rPr>
+          <w:rFonts w:ascii="DengXian" w:eastAsia="DengXian" w:hAnsi="DengXian" w:hint="eastAsia"/>
+          <w:b/>
+          <w:bCs/>
+        </w:rPr>
+        <w:t>Apr</w:t>
+      </w:r>
+      <w:r>
+        <w:rPr>
+          <w:rFonts w:hint="eastAsia"/>
+          <w:b/>
+          <w:bCs/>
+          <w:lang w:eastAsia="ja-JP"/>
+        </w:rPr>
+        <w:t xml:space="preserve"> 29</w:t>
+      </w:r>
+      <w:r>
+        <w:rPr>
+          <w:b/>
+          <w:bCs/>
+          <w:lang w:eastAsia="ja-JP"/>
+        </w:rPr>
+        <w:t>, 202</w:t>
+      </w:r>
+      <w:r>
+        <w:rPr>
+          <w:b/>
+          <w:bCs/>
+          <w:lang w:eastAsia="ja-JP"/>
+        </w:rPr>
+        <w:t>6</w:t>
+      </w:r>
+    </w:p>
+    <w:p>
+      <w:pPr>
+        <w:tabs>
+          <w:tab w:val="center" w:pos="4419"/>
+        </w:tabs>
+        <w:rPr>
+          <w:lang w:eastAsia="ja-JP"/>
+        </w:rPr>
+      </w:pPr>
+      <w:r>
+        <w:rPr>
+          <w:rFonts w:hint="eastAsia"/>
+          <w:b/>
+          <w:bCs/>
+          <w:lang w:eastAsia="ja-JP"/>
+        </w:rPr>
+        <w:lastRenderedPageBreak/>
+        <w:t xml:space="preserve">Issue: </w:t>
+      </w:r>
+      <w:r>
+        <w:rPr>
+          <w:rFonts w:hint="eastAsia"/>
+          <w:lang w:eastAsia="ja-JP"/>
+        </w:rPr>
+        <w:t xml:space="preserve">Incorrect result on questions regarding </w:t>
+      </w:r>
+      <w:r>
+        <w:rPr>
+          <w:lang w:eastAsia="ja-JP"/>
+        </w:rPr>
+        <w:t>“</w:t>
+      </w:r>
+      <w:proofErr w:type="spellStart"/>
+      <w:r>
+        <w:rPr>
+          <w:rFonts w:hint="eastAsia"/>
+          <w:lang w:eastAsia="ja-JP"/>
+        </w:rPr>
+        <w:t>phd</w:t>
+      </w:r>
+      <w:proofErr w:type="spellEnd"/>
+      <w:r>
+        <w:rPr>
+          <w:rFonts w:hint="eastAsia"/>
+          <w:lang w:eastAsia="ja-JP"/>
+        </w:rPr>
+        <w:t xml:space="preserve"> director</w:t>
+      </w:r>
+      <w:r>
+        <w:rPr>
+          <w:lang w:eastAsia="ja-JP"/>
+        </w:rPr>
+        <w:t>”</w:t>
+      </w:r>
+      <w:r>
+        <w:rPr>
+          <w:rFonts w:hint="eastAsia"/>
+          <w:lang w:eastAsia="ja-JP"/>
+        </w:rPr>
+        <w:t>, and some faculty.</w:t>
+      </w:r>
+    </w:p>
+    <w:p>
+      <w:pPr>
+        <w:tabs>
+          <w:tab w:val="center" w:pos="4419"/>
+        </w:tabs>
+        <w:rPr>
+          <w:lang w:eastAsia="ja-JP"/>
+        </w:rPr>
+      </w:pPr>
+      <w:r>
+        <w:rPr>
+          <w:rFonts w:hint="eastAsia"/>
+          <w:b/>
+          <w:bCs/>
+          <w:lang w:eastAsia="ja-JP"/>
+        </w:rPr>
+        <w:t xml:space="preserve">Problem: </w:t>
+      </w:r>
+      <w:r>
+        <w:rPr>
+          <w:lang w:eastAsia="ja-JP"/>
+        </w:rPr>
+        <w:t>Retrieve</w:t>
+      </w:r>
+      <w:r>
+        <w:rPr>
+          <w:rFonts w:hint="eastAsia"/>
+          <w:lang w:eastAsia="ja-JP"/>
+        </w:rPr>
+        <w:t xml:space="preserve"> keywords are not perfectly match</w:t>
+      </w:r>
+    </w:p>
+    <w:p>
+      <w:pPr>
+        <w:tabs>
+          <w:tab w:val="center" w:pos="4419"/>
+        </w:tabs>
+        <w:rPr>
+          <w:rFonts w:hint="eastAsia"/>
+          <w:lang w:eastAsia="ja-JP"/>
+        </w:rPr>
+      </w:pPr>
+      <w:r>
+        <w:rPr>
+          <w:rFonts w:hint="eastAsia"/>
+          <w:b/>
+          <w:bCs/>
+          <w:lang w:eastAsia="ja-JP"/>
+        </w:rPr>
+        <w:t>Solution:</w:t>
+      </w:r>
+      <w:r>
+        <w:rPr>
+          <w:rFonts w:hint="eastAsia"/>
+          <w:lang w:eastAsia="ja-JP"/>
+        </w:rPr>
+        <w:t xml:space="preserve"> </w:t>
+      </w:r>
+      <w:r>
+        <w:rPr>
+          <w:rFonts w:hint="eastAsia"/>
+          <w:lang w:eastAsia="ja-JP"/>
+        </w:rPr>
+        <w:t>combine all data, including JSON and extra Word into a structured format, using LLM to add title and keywords in the metadata.</w:t>
+      </w:r>
+    </w:p>
+    <w:p>
+      <w:pPr>
+        <w:tabs>
+          <w:tab w:val="center" w:pos="4419"/>
+        </w:tabs>
+        <w:rPr>
+          <w:lang w:eastAsia="ja-JP"/>
+        </w:rPr>
+      </w:pPr>
+    </w:p>
+    <w:p>
+      <w:pPr>
+        <w:rPr>
+          <w:b/>
+          <w:bCs/>
+          <w:lang w:eastAsia="ja-JP"/>
+        </w:rPr>
+      </w:pPr>
+      <w:r>
+        <w:rPr>
+          <w:rFonts w:ascii="DengXian" w:hAnsi="DengXian" w:hint="eastAsia"/>
+          <w:b/>
+          <w:bCs/>
+          <w:lang w:eastAsia="ja-JP"/>
+        </w:rPr>
+        <w:t>May 7</w:t>
+      </w:r>
+      <w:r>
+        <w:rPr>
+          <w:b/>
+          <w:bCs/>
+          <w:lang w:eastAsia="ja-JP"/>
+        </w:rPr>
+        <w:t>, 202</w:t>
+      </w:r>
+      <w:r>
+        <w:rPr>
+          <w:b/>
+          <w:bCs/>
+          <w:lang w:eastAsia="ja-JP"/>
+        </w:rPr>
+        <w:t>6</w:t>
+      </w:r>
+    </w:p>
+    <w:p>
+      <w:pPr>
+        <w:tabs>
+          <w:tab w:val="center" w:pos="4419"/>
+        </w:tabs>
+        <w:rPr>
+          <w:lang w:eastAsia="ja-JP"/>
+        </w:rPr>
+      </w:pPr>
+      <w:r>
+        <w:rPr>
+          <w:rFonts w:hint="eastAsia"/>
+          <w:b/>
+          <w:bCs/>
+          <w:lang w:eastAsia="ja-JP"/>
+        </w:rPr>
+        <w:t xml:space="preserve">Issue: </w:t>
+      </w:r>
+      <w:r>
+        <w:rPr>
+          <w:lang w:eastAsia="ja-JP"/>
+        </w:rPr>
+        <w:t>Response</w:t>
+      </w:r>
+      <w:r>
+        <w:rPr>
+          <w:rFonts w:hint="eastAsia"/>
+          <w:lang w:eastAsia="ja-JP"/>
+        </w:rPr>
+        <w:t xml:space="preserve"> takes too long</w:t>
+      </w:r>
+      <w:r>
+        <w:rPr>
+          <w:rFonts w:hint="eastAsia"/>
+          <w:lang w:eastAsia="ja-JP"/>
+        </w:rPr>
+        <w:t>.</w:t>
+      </w:r>
+    </w:p>
+    <w:p>
+      <w:pPr>
+        <w:tabs>
+          <w:tab w:val="center" w:pos="4419"/>
+        </w:tabs>
+        <w:rPr>
+          <w:rFonts w:hint="eastAsia"/>
+          <w:lang w:eastAsia="ja-JP"/>
+        </w:rPr>
+      </w:pPr>
+      <w:r>
+        <w:rPr>
+          <w:rFonts w:hint="eastAsia"/>
+          <w:b/>
+          <w:bCs/>
+          <w:lang w:eastAsia="ja-JP"/>
+        </w:rPr>
+        <w:t xml:space="preserve">Problem: </w:t>
+      </w:r>
+      <w:r>
+        <w:rPr>
+          <w:rFonts w:hint="eastAsia"/>
+          <w:lang w:eastAsia="ja-JP"/>
+        </w:rPr>
+        <w:t xml:space="preserve">Too many LLM </w:t>
+      </w:r>
+      <w:r>
+        <w:rPr>
+          <w:lang w:eastAsia="ja-JP"/>
+        </w:rPr>
+        <w:t>calls</w:t>
+      </w:r>
+      <w:r>
+        <w:rPr>
+          <w:rFonts w:hint="eastAsia"/>
+          <w:lang w:eastAsia="ja-JP"/>
+        </w:rPr>
+        <w:t xml:space="preserve"> in the workflow.</w:t>
+      </w:r>
+    </w:p>
+    <w:p>
+      <w:pPr>
+        <w:tabs>
+          <w:tab w:val="center" w:pos="4419"/>
+        </w:tabs>
+        <w:rPr>
+          <w:rFonts w:hint="eastAsia"/>
+          <w:lang w:eastAsia="ja-JP"/>
+        </w:rPr>
+      </w:pPr>
+      <w:r>
+        <w:rPr>
+          <w:rFonts w:hint="eastAsia"/>
+          <w:b/>
+          <w:bCs/>
+          <w:lang w:eastAsia="ja-JP"/>
+        </w:rPr>
+        <w:t>Solution:</w:t>
+      </w:r>
+      <w:r>
+        <w:rPr>
+          <w:rFonts w:hint="eastAsia"/>
+          <w:lang w:eastAsia="ja-JP"/>
+        </w:rPr>
+        <w:t xml:space="preserve"> combine </w:t>
+      </w:r>
+      <w:r>
+        <w:rPr>
+          <w:rFonts w:hint="eastAsia"/>
+          <w:lang w:eastAsia="ja-JP"/>
+        </w:rPr>
+        <w:t xml:space="preserve">language and persona detection together. Removed post-retrieval file selection step. Reduced </w:t>
+      </w:r>
+      <w:r>
+        <w:rPr>
+          <w:rFonts w:hint="eastAsia"/>
+          <w:lang w:eastAsia="ja-JP"/>
+        </w:rPr>
+        <w:t>number of</w:t>
+      </w:r>
+      <w:r>
+        <w:rPr>
+          <w:rFonts w:hint="eastAsia"/>
+          <w:lang w:eastAsia="ja-JP"/>
+        </w:rPr>
+        <w:t xml:space="preserve"> retrieved docs to 8</w:t>
+      </w:r>
+      <w:r>
+        <w:rPr>
+          <w:rFonts w:hint="eastAsia"/>
+          <w:lang w:eastAsia="ja-JP"/>
+        </w:rPr>
+        <w:t xml:space="preserve">. </w:t>
+      </w:r>
+    </w:p>
+    <w:p>
+      <w:pPr>
+        <w:tabs>
+          <w:tab w:val="center" w:pos="4419"/>
+        </w:tabs>
+        <w:rPr>
+          <w:lang w:eastAsia="ja-JP"/>
+        </w:rPr>
+      </w:pPr>
+    </w:p>
+    <w:p>
+      <w:pPr>
+        <w:tabs>
+          <w:tab w:val="center" w:pos="4419"/>
+        </w:tabs>
+        <w:rPr>
+          <w:lang w:eastAsia="ja-JP"/>
+        </w:rPr>
+      </w:pPr>
     </w:p>
     <w:p>
       <w:pPr>

--- a/ChatBot Development Log.docx
+++ b/ChatBot Development Log.docx
@@ -254,23 +254,7 @@
           <w:rFonts w:hint="eastAsia"/>
           <w:lang w:eastAsia="ja-JP"/>
         </w:rPr>
-        <w:t xml:space="preserve"> </w:t>
-      </w:r>
-      <w:proofErr w:type="spellStart"/>
-      <w:r>
-        <w:rPr>
-          <w:rFonts w:hint="eastAsia"/>
-          <w:lang w:eastAsia="ja-JP"/>
-        </w:rPr>
-        <w:t>Snakemake</w:t>
-      </w:r>
-      <w:proofErr w:type="spellEnd"/>
-      <w:r>
-        <w:rPr>
-          <w:rFonts w:hint="eastAsia"/>
-          <w:lang w:eastAsia="ja-JP"/>
-        </w:rPr>
-        <w:t xml:space="preserve"> to auto bot deployment and generate README.md</w:t>
+        <w:t xml:space="preserve"> Snakemake to auto bot deployment and generate README.md</w:t>
       </w:r>
     </w:p>
     <w:p>
@@ -440,21 +424,7 @@
         <w:rPr>
           <w:lang w:eastAsia="ja-JP"/>
         </w:rPr>
-        <w:t xml:space="preserve">an’t identify </w:t>
-      </w:r>
-      <w:proofErr w:type="spellStart"/>
-      <w:r>
-        <w:rPr>
-          <w:lang w:eastAsia="ja-JP"/>
-        </w:rPr>
-        <w:t>phd</w:t>
-      </w:r>
-      <w:proofErr w:type="spellEnd"/>
-      <w:r>
-        <w:rPr>
-          <w:lang w:eastAsia="ja-JP"/>
-        </w:rPr>
-        <w:t xml:space="preserve"> core course, even if using the right reference</w:t>
+        <w:t>an’t identify phd core course, even if using the right reference</w:t>
       </w:r>
       <w:r>
         <w:rPr>
@@ -1468,21 +1438,12 @@
         </w:rPr>
         <w:t>“</w:t>
       </w:r>
-      <w:proofErr w:type="spellStart"/>
-      <w:r>
-        <w:rPr>
-          <w:rFonts w:hint="eastAsia"/>
-          <w:lang w:eastAsia="ja-JP"/>
-        </w:rPr>
-        <w:t>phd</w:t>
-      </w:r>
-      <w:proofErr w:type="spellEnd"/>
-      <w:r>
-        <w:rPr>
-          <w:rFonts w:hint="eastAsia"/>
-          <w:lang w:eastAsia="ja-JP"/>
-        </w:rPr>
-        <w:t xml:space="preserve"> director</w:t>
+      <w:r>
+        <w:rPr>
+          <w:rFonts w:hint="eastAsia"/>
+          <w:lang w:eastAsia="ja-JP"/>
+        </w:rPr>
+        <w:t>phd director</w:t>
       </w:r>
       <w:r>
         <w:rPr>
@@ -1536,7 +1497,6 @@
           <w:tab w:val="center" w:pos="4419"/>
         </w:tabs>
         <w:rPr>
-          <w:rFonts w:hint="eastAsia"/>
           <w:lang w:eastAsia="ja-JP"/>
         </w:rPr>
       </w:pPr>
@@ -1653,7 +1613,6 @@
           <w:tab w:val="center" w:pos="4419"/>
         </w:tabs>
         <w:rPr>
-          <w:rFonts w:hint="eastAsia"/>
           <w:lang w:eastAsia="ja-JP"/>
         </w:rPr>
       </w:pPr>
@@ -1693,7 +1652,6 @@
           <w:tab w:val="center" w:pos="4419"/>
         </w:tabs>
         <w:rPr>
-          <w:rFonts w:hint="eastAsia"/>
           <w:lang w:eastAsia="ja-JP"/>
         </w:rPr>
       </w:pPr>
@@ -1718,21 +1676,7 @@
           <w:rFonts w:hint="eastAsia"/>
           <w:lang w:eastAsia="ja-JP"/>
         </w:rPr>
-        <w:t xml:space="preserve">language and persona detection together. Removed post-retrieval file selection step. Reduced </w:t>
-      </w:r>
-      <w:r>
-        <w:rPr>
-          <w:rFonts w:hint="eastAsia"/>
-          <w:lang w:eastAsia="ja-JP"/>
-        </w:rPr>
-        <w:t>number of</w:t>
-      </w:r>
-      <w:r>
-        <w:rPr>
-          <w:rFonts w:hint="eastAsia"/>
-          <w:lang w:eastAsia="ja-JP"/>
-        </w:rPr>
-        <w:t xml:space="preserve"> retrieved docs to 8</w:t>
+        <w:t>language and persona detection together. Removed post-retrieval file selection step. Reduced number of retrieved docs to 8</w:t>
       </w:r>
       <w:r>
         <w:rPr>
@@ -1741,6 +1685,166 @@
         </w:rPr>
         <w:t xml:space="preserve">. </w:t>
       </w:r>
+    </w:p>
+    <w:p>
+      <w:pPr>
+        <w:tabs>
+          <w:tab w:val="center" w:pos="4419"/>
+        </w:tabs>
+        <w:rPr>
+          <w:lang w:eastAsia="ja-JP"/>
+        </w:rPr>
+      </w:pPr>
+    </w:p>
+    <w:p>
+      <w:pPr>
+        <w:rPr>
+          <w:b/>
+          <w:bCs/>
+          <w:lang w:eastAsia="ja-JP"/>
+        </w:rPr>
+      </w:pPr>
+      <w:r>
+        <w:rPr>
+          <w:rFonts w:ascii="DengXian" w:hAnsi="DengXian" w:hint="eastAsia"/>
+          <w:b/>
+          <w:bCs/>
+          <w:lang w:eastAsia="ja-JP"/>
+        </w:rPr>
+        <w:t>May 9</w:t>
+      </w:r>
+      <w:r>
+        <w:rPr>
+          <w:b/>
+          <w:bCs/>
+          <w:lang w:eastAsia="ja-JP"/>
+        </w:rPr>
+        <w:t>, 202</w:t>
+      </w:r>
+      <w:r>
+        <w:rPr>
+          <w:b/>
+          <w:bCs/>
+          <w:lang w:eastAsia="ja-JP"/>
+        </w:rPr>
+        <w:t>6</w:t>
+      </w:r>
+    </w:p>
+    <w:p>
+      <w:pPr>
+        <w:tabs>
+          <w:tab w:val="center" w:pos="4419"/>
+        </w:tabs>
+        <w:rPr>
+          <w:lang w:eastAsia="ja-JP"/>
+        </w:rPr>
+      </w:pPr>
+      <w:r>
+        <w:rPr>
+          <w:rFonts w:hint="eastAsia"/>
+          <w:b/>
+          <w:bCs/>
+          <w:lang w:eastAsia="ja-JP"/>
+        </w:rPr>
+        <w:t xml:space="preserve">Issue: </w:t>
+      </w:r>
+      <w:r>
+        <w:rPr>
+          <w:rFonts w:hint="eastAsia"/>
+          <w:lang w:eastAsia="ja-JP"/>
+        </w:rPr>
+        <w:t>RAG sometimes can</w:t>
+      </w:r>
+      <w:r>
+        <w:rPr>
+          <w:lang w:eastAsia="ja-JP"/>
+        </w:rPr>
+        <w:t>’</w:t>
+      </w:r>
+      <w:r>
+        <w:rPr>
+          <w:rFonts w:hint="eastAsia"/>
+          <w:lang w:eastAsia="ja-JP"/>
+        </w:rPr>
+        <w:t>t locate the best document.</w:t>
+      </w:r>
+    </w:p>
+    <w:p>
+      <w:pPr>
+        <w:tabs>
+          <w:tab w:val="center" w:pos="4419"/>
+        </w:tabs>
+        <w:rPr>
+          <w:lang w:eastAsia="ja-JP"/>
+        </w:rPr>
+      </w:pPr>
+      <w:r>
+        <w:rPr>
+          <w:rFonts w:hint="eastAsia"/>
+          <w:b/>
+          <w:bCs/>
+          <w:lang w:eastAsia="ja-JP"/>
+        </w:rPr>
+        <w:t xml:space="preserve">Problem: </w:t>
+      </w:r>
+      <w:r>
+        <w:rPr>
+          <w:rFonts w:hint="eastAsia"/>
+          <w:lang w:eastAsia="ja-JP"/>
+        </w:rPr>
+        <w:t>page_content is messy and not formatted.</w:t>
+      </w:r>
+    </w:p>
+    <w:p>
+      <w:pPr>
+        <w:tabs>
+          <w:tab w:val="center" w:pos="4419"/>
+        </w:tabs>
+        <w:rPr>
+          <w:rFonts w:eastAsia="DengXian" w:hint="eastAsia"/>
+        </w:rPr>
+      </w:pPr>
+      <w:r>
+        <w:rPr>
+          <w:rFonts w:hint="eastAsia"/>
+          <w:b/>
+          <w:bCs/>
+          <w:lang w:eastAsia="ja-JP"/>
+        </w:rPr>
+        <w:t>Solution:</w:t>
+      </w:r>
+      <w:r>
+        <w:rPr>
+          <w:rFonts w:hint="eastAsia"/>
+          <w:b/>
+          <w:bCs/>
+          <w:lang w:eastAsia="ja-JP"/>
+        </w:rPr>
+        <w:t xml:space="preserve"> </w:t>
+      </w:r>
+      <w:r>
+        <w:rPr>
+          <w:rFonts w:hint="eastAsia"/>
+          <w:lang w:eastAsia="ja-JP"/>
+        </w:rPr>
+        <w:t>Save retrieval log for analysis. Reformat the database content for LLM read</w:t>
+      </w:r>
+      <w:r>
+        <w:rPr>
+          <w:rFonts w:eastAsia="DengXian" w:hint="eastAsia"/>
+        </w:rPr>
+        <w:t>. Prompt design to generate more specific keywords.</w:t>
+      </w:r>
+    </w:p>
+    <w:p>
+      <w:pPr>
+        <w:tabs>
+          <w:tab w:val="center" w:pos="4419"/>
+        </w:tabs>
+        <w:rPr>
+          <w:lang w:eastAsia="ja-JP"/>
+        </w:rPr>
+      </w:pPr>
     </w:p>
     <w:p>
       <w:pPr>

--- a/ChatBot Development Log.docx
+++ b/ChatBot Development Log.docx
@@ -1801,39 +1801,127 @@
           <w:tab w:val="center" w:pos="4419"/>
         </w:tabs>
         <w:rPr>
+          <w:lang w:eastAsia="ja-JP"/>
+        </w:rPr>
+      </w:pPr>
+      <w:r>
+        <w:rPr>
+          <w:rFonts w:hint="eastAsia"/>
+          <w:b/>
+          <w:bCs/>
+          <w:lang w:eastAsia="ja-JP"/>
+        </w:rPr>
+        <w:t>Solution:</w:t>
+      </w:r>
+      <w:r>
+        <w:rPr>
+          <w:rFonts w:hint="eastAsia"/>
+          <w:b/>
+          <w:bCs/>
+          <w:lang w:eastAsia="ja-JP"/>
+        </w:rPr>
+        <w:t xml:space="preserve"> </w:t>
+      </w:r>
+      <w:r>
+        <w:rPr>
+          <w:rFonts w:hint="eastAsia"/>
+          <w:lang w:eastAsia="ja-JP"/>
+        </w:rPr>
+        <w:t>Save retrieval log for analysis. Reformat the database content for LLM read</w:t>
+      </w:r>
+      <w:r>
+        <w:rPr>
           <w:rFonts w:eastAsia="DengXian" w:hint="eastAsia"/>
         </w:rPr>
-      </w:pPr>
-      <w:r>
-        <w:rPr>
-          <w:rFonts w:hint="eastAsia"/>
-          <w:b/>
-          <w:bCs/>
-          <w:lang w:eastAsia="ja-JP"/>
-        </w:rPr>
-        <w:t>Solution:</w:t>
-      </w:r>
-      <w:r>
-        <w:rPr>
-          <w:rFonts w:hint="eastAsia"/>
-          <w:b/>
-          <w:bCs/>
+        <w:t>. Prompt design to generate more specific keywords.</w:t>
+      </w:r>
+      <w:r>
+        <w:rPr>
+          <w:rFonts w:hint="eastAsia"/>
           <w:lang w:eastAsia="ja-JP"/>
         </w:rPr>
         <w:t xml:space="preserve"> </w:t>
       </w:r>
       <w:r>
         <w:rPr>
-          <w:rFonts w:hint="eastAsia"/>
-          <w:lang w:eastAsia="ja-JP"/>
-        </w:rPr>
-        <w:t>Save retrieval log for analysis. Reformat the database content for LLM read</w:t>
-      </w:r>
-      <w:r>
-        <w:rPr>
-          <w:rFonts w:eastAsia="DengXian" w:hint="eastAsia"/>
-        </w:rPr>
-        <w:t>. Prompt design to generate more specific keywords.</w:t>
+          <w:lang w:eastAsia="ja-JP"/>
+        </w:rPr>
+        <w:t>A</w:t>
+      </w:r>
+      <w:r>
+        <w:rPr>
+          <w:rFonts w:hint="eastAsia"/>
+          <w:lang w:eastAsia="ja-JP"/>
+        </w:rPr>
+        <w:t>dd contextualized chunk in metadata</w:t>
+      </w:r>
+      <w:r>
+        <w:rPr>
+          <w:rFonts w:hint="eastAsia"/>
+          <w:lang w:eastAsia="ja-JP"/>
+        </w:rPr>
+        <w:t>. Add BM25 as hybrid retrieval</w:t>
+      </w:r>
+      <w:r>
+        <w:rPr>
+          <w:rFonts w:hint="eastAsia"/>
+          <w:lang w:eastAsia="ja-JP"/>
+        </w:rPr>
+        <w:t xml:space="preserve"> </w:t>
+      </w:r>
+      <w:r>
+        <w:rPr>
+          <w:rFonts w:hint="eastAsia"/>
+          <w:lang w:eastAsia="ja-JP"/>
+        </w:rPr>
+        <w:t xml:space="preserve"> </w:t>
+      </w:r>
+      <w:r>
+        <w:rPr>
+          <w:lang w:eastAsia="ja-JP"/>
+        </w:rPr>
+        <w:fldChar w:fldCharType="begin"/>
+      </w:r>
+      <w:r>
+        <w:rPr>
+          <w:lang w:eastAsia="ja-JP"/>
+        </w:rPr>
+        <w:instrText xml:space="preserve"> ADDIN ZOTERO_ITEM CSL_CITATION {"citationID":"vagxoog5","properties":{"unsorted":false,"formattedCitation":"({\\i{}Enhancing RAG with Contextual Retrieval}, n.d.)","plainCitation":"(Enhancing RAG with Contextual Retrieval, n.d.)","noteIndex":0},"citationItems":[{"id":1346,"uris":["http://zotero.org/groups/6291157/items/BKP2AKT9"],"itemData":{"id":1346,"type":"webpage","abstract":"Improve RAG accuracy by adding context to chunks before embedding with prompt caching.","language":"en","title":"Enhancing RAG with contextual retrieval","URL":"https://platform.claude.com/cookbook/capabilities-contextual-embeddings-guide","accessed":{"date-parts":[["2026",5,9]]}}}],"schema":"https://github.com/citation-style-language/schema/raw/master/csl-citation.json"} </w:instrText>
+      </w:r>
+      <w:r>
+        <w:rPr>
+          <w:lang w:eastAsia="ja-JP"/>
+        </w:rPr>
+        <w:fldChar w:fldCharType="separate"/>
+      </w:r>
+      <w:r>
+        <w:rPr>
+          <w:rFonts w:ascii="Aptos" w:hAnsi="Aptos" w:cs="Times New Roman"/>
+          <w:kern w:val="0"/>
+        </w:rPr>
+        <w:t>(</w:t>
+      </w:r>
+      <w:r>
+        <w:rPr>
+          <w:rFonts w:ascii="Aptos" w:hAnsi="Aptos" w:cs="Times New Roman"/>
+          <w:i/>
+          <w:iCs/>
+          <w:kern w:val="0"/>
+        </w:rPr>
+        <w:t>Enhancing RAG with Contextual Retrieval</w:t>
+      </w:r>
+      <w:r>
+        <w:rPr>
+          <w:rFonts w:ascii="Aptos" w:hAnsi="Aptos" w:cs="Times New Roman"/>
+          <w:kern w:val="0"/>
+        </w:rPr>
+        <w:t>, n.d.)</w:t>
+      </w:r>
+      <w:r>
+        <w:rPr>
+          <w:lang w:eastAsia="ja-JP"/>
+        </w:rPr>
+        <w:fldChar w:fldCharType="end"/>
       </w:r>
     </w:p>
     <w:p>
